--- a/docs/ip-registration/03_저작재산권양도계약서_초안.docx
+++ b/docs/ip-registration/03_저작재산권양도계약서_초안.docx
@@ -45,7 +45,7 @@
           <w:sz w:val="26"/>
           <w:szCs w:val="26"/>
         </w:rPr>
-        <w:t xml:space="preserve">개인(하현제) → 법인  |  초안</w:t>
+        <w:t xml:space="preserve">하현제 → 농업회사법인 디투오 주식회사(D2O Corp.)  |  초안 v2</w:t>
       </w:r>
     </w:p>
     <w:tbl>
@@ -882,7 +882,17 @@
                 <w:sz w:val="18"/>
                 <w:szCs w:val="18"/>
               </w:rPr>
-              <w:t xml:space="preserve">양수 법인 선택</w:t>
+              <w:t xml:space="preserve">양수 법인 — </w:t>
+            </w:r>
+            <w:r>
+              <w:rPr>
+                <w:rFonts w:ascii="맑은 고딕" w:cs="맑은 고딕" w:eastAsia="맑은 고딕" w:hAnsi="맑은 고딕"/>
+                <w:b/>
+                <w:bCs/>
+                <w:sz w:val="18"/>
+                <w:szCs w:val="18"/>
+              </w:rPr>
+              <w:t xml:space="preserve">결정 완료</w:t>
             </w:r>
           </w:p>
         </w:tc>
@@ -912,7 +922,7 @@
                 <w:sz w:val="18"/>
                 <w:szCs w:val="18"/>
               </w:rPr>
-              <w:t xml:space="preserve">화면에는 "D2O Corp.(농업회사법인)"으로 표기돼 있지만, 대외 소개는 ㈜제네틱스 대표이사 명의로 하고 있음</w:t>
+              <w:t xml:space="preserve">농업회사법인 디투오 주식회사(D2O Corp.). 화면 표기("D2O Corp. | 농업회사법인")와 일치</w:t>
             </w:r>
           </w:p>
         </w:tc>
@@ -942,7 +952,7 @@
                 <w:sz w:val="18"/>
                 <w:szCs w:val="18"/>
               </w:rPr>
-              <w:t xml:space="preserve">CowTalk 사업을 실제로 운영·매출 인식할 법인으로 지정. 화면 표기도 일치시킬 것</w:t>
+              <w:t xml:space="preserve">계약서에는 법인등기부상 정확한 상호·법인등록번호로 기재</w:t>
             </w:r>
           </w:p>
         </w:tc>
@@ -1645,7 +1655,17 @@
                 <w:sz w:val="18"/>
                 <w:szCs w:val="18"/>
               </w:rPr>
-              <w:t xml:space="preserve">기여자 권리</w:t>
+              <w:t xml:space="preserve">기여자 권리 — </w:t>
+            </w:r>
+            <w:r>
+              <w:rPr>
+                <w:rFonts w:ascii="맑은 고딕" w:cs="맑은 고딕" w:eastAsia="맑은 고딕" w:hAnsi="맑은 고딕"/>
+                <w:b/>
+                <w:bCs/>
+                <w:sz w:val="18"/>
+                <w:szCs w:val="18"/>
+              </w:rPr>
+              <w:t xml:space="preserve">확인 완료</w:t>
             </w:r>
           </w:p>
         </w:tc>
@@ -1675,7 +1695,7 @@
                 <w:sz w:val="18"/>
                 <w:szCs w:val="18"/>
               </w:rPr>
-              <w:t xml:space="preserve">커밋 작성자 중 "James Ha" 계정 406건. 본인이 아니면 그 사람의 권리가 따로 존재</w:t>
+              <w:t xml:space="preserve">커밋 작성자 "James Ha"(406건)는 하현제 본인 계정. 제3자 기여 없음</w:t>
             </w:r>
           </w:p>
         </w:tc>
@@ -1705,7 +1725,7 @@
                 <w:sz w:val="18"/>
                 <w:szCs w:val="18"/>
               </w:rPr>
-              <w:t xml:space="preserve">본인이 아니면 별지 2 확인서를 받을 것. v4.0 개발 참여자도 같음</w:t>
+              <w:t xml:space="preserve">제8조 제2항에 본인 계정 확인 서명. 외주·협력사 기여가 생기면 별지 2 확인서 사용</w:t>
             </w:r>
           </w:p>
         </w:tc>
@@ -2020,7 +2040,7 @@
           <w:sz w:val="20"/>
           <w:szCs w:val="20"/>
         </w:rPr>
-        <w:t xml:space="preserve">【㈜제네틱스 / 농업회사법인 D2O 주식회사 중 선택】</w:t>
+        <w:t xml:space="preserve">농업회사법인 디투오 주식회사(D2O Corp.)</w:t>
       </w:r>
       <w:r>
         <w:rPr>
@@ -2506,7 +2526,7 @@
           <w:sz w:val="20"/>
           <w:szCs w:val="20"/>
         </w:rPr>
-        <w:t xml:space="preserve">1. 갑은 본 프로그램의 설계, 구조, 도메인 판단 규칙 및 업무 흐름을 직접 창작하였으며, 이에 관한 권리를 제3자에게 양도하거나 이용을 허락하지 않았다.</w:t>
+        <w:t xml:space="preserve">1. 갑은 본 프로그램의 기획, 설계, 구조, 도메인 판단 규칙 및 업무 흐름을 직접 창작하였으며, 이에 관한 권리를 제3자에게 양도하거나 이용을 허락하지 않았다.</w:t>
       </w:r>
     </w:p>
     <w:p>
@@ -2566,7 +2586,7 @@
           <w:sz w:val="20"/>
           <w:szCs w:val="20"/>
         </w:rPr>
-        <w:t xml:space="preserve">: 갑은 본 프로그램의 원시코드 작성 과정에서 생성형 AI 코딩 도구(Anthropic Claude Code)를 보조 도구로 사용하였음을 을에게 고지한다. 을은 이를 알고 계약을 체결하며, 제1항의 보증은 갑의 창작적 기여가 반영된 부분에 한하여 효력이 있다. AI 도구가 단독으로 생성하여 저작권 보호를 받지 못하는 부분에 대해서는 갑은 권리 보증 책임을 지지 아니한다.</w:t>
+        <w:t xml:space="preserve">: 갑은 본 프로그램의 원시코드 작성 과정에서 갑이 기획·설계·도메인 규칙을 자연어로 지시하고 생성형 AI 코딩 도구(Anthropic Claude Code)가 코드를 작성하는 협업 방식(바이브코딩)을 사용하였음을 을에게 고지한다. 을은 이를 알고 계약을 체결하며, 제1항의 보증은 갑의 창작적 기여가 반영된 부분에 한하여 효력이 있다. AI 도구가 단독으로 생성하여 저작권 보호를 받지 못하는 부분에 대해서는 갑은 권리 보증 책임을 지지 아니한다.</w:t>
       </w:r>
     </w:p>
     <w:p>
@@ -2628,7 +2648,7 @@
           <w:sz w:val="20"/>
           <w:szCs w:val="20"/>
         </w:rPr>
-        <w:t xml:space="preserve">① 갑은 본 프로그램 개발에 참여한 제3자(커밋 작성 계정 "James Ha" 등 갑 본인이 아닌 자, 외주 개발자, 선행 버전 개발 참여자 포함)가 있는 경우, 이 계약의 효력 발생일까지 그 제3자로부터 별지 2의 권리 확인서를 받아 을에게 제출한다.</w:t>
+        <w:t xml:space="preserve">① 갑은 본 프로그램 개발에 참여한 제3자(외주 개발자, 선행 버전 개발 참여자 등 갑 본인이 아닌 자)가 있는 경우, 이 계약의 효력 발생일까지 그 제3자로부터 별지 2의 권리 확인서를 받아 을에게 제출한다.</w:t>
       </w:r>
     </w:p>
     <w:p>
@@ -2642,26 +2662,7 @@
           <w:sz w:val="20"/>
           <w:szCs w:val="20"/>
         </w:rPr>
-        <w:t xml:space="preserve">② </w:t>
-      </w:r>
-      <w:r>
-        <w:rPr>
-          <w:rFonts w:ascii="맑은 고딕" w:cs="맑은 고딕" w:eastAsia="맑은 고딕" w:hAnsi="맑은 고딕"/>
-          <w:b/>
-          <w:bCs/>
-          <w:color w:val="C00000"/>
-          <w:sz w:val="20"/>
-          <w:szCs w:val="20"/>
-        </w:rPr>
-        <w:t xml:space="preserve">【"James Ha" 계정이 갑 본인의 계정인 경우】</w:t>
-      </w:r>
-      <w:r>
-        <w:rPr>
-          <w:rFonts w:ascii="맑은 고딕" w:cs="맑은 고딕" w:eastAsia="맑은 고딕" w:hAnsi="맑은 고딕"/>
-          <w:sz w:val="20"/>
-          <w:szCs w:val="20"/>
-        </w:rPr>
-        <w:t xml:space="preserve"> 갑은 해당 계정이 갑 본인이 사용한 계정임을 확인한다. ________ (갑 서명)</w:t>
+        <w:t xml:space="preserve">② 갑은 본 프로그램 저장소의 커밋 작성 계정 "James Ha" 및 "하현제"가 모두 갑 본인이 사용한 계정이며, 본 프로그램의 기획·설계·도메인 규칙은 갑이 직접 창작하였음을 확인한다.</w:t>
       </w:r>
     </w:p>
     <w:p>

--- a/docs/ip-registration/03_저작재산권양도계약서_초안.docx
+++ b/docs/ip-registration/03_저작재산권양도계약서_초안.docx
@@ -45,7 +45,7 @@
           <w:sz w:val="26"/>
           <w:szCs w:val="26"/>
         </w:rPr>
-        <w:t xml:space="preserve">하현제 → 농업회사법인 디투오 주식회사(D2O Corp.)  |  초안 v2</w:t>
+        <w:t xml:space="preserve">하현제 → 농업회사법인 디투오 주식회사(D2O Corp.)  |  초안 v3</w:t>
       </w:r>
     </w:p>
     <w:tbl>
@@ -198,7 +198,7 @@
                 <w:sz w:val="18"/>
                 <w:szCs w:val="18"/>
               </w:rPr>
-              <w:t xml:space="preserve">초안 — </w:t>
+              <w:t xml:space="preserve">초안 v3 — 남은 </w:t>
             </w:r>
             <w:r>
               <w:rPr>
@@ -217,7 +217,7 @@
                 <w:sz w:val="18"/>
                 <w:szCs w:val="18"/>
               </w:rPr>
-              <w:t xml:space="preserve"> 표시 항목 선택·기입 필요</w:t>
+              <w:t xml:space="preserve"> 항목(대가 방식·법인 정보) 선택·기입 필요</w:t>
             </w:r>
           </w:p>
         </w:tc>
@@ -1980,6 +1980,131 @@
           </w:p>
         </w:tc>
       </w:tr>
+      <w:tr>
+        <w:trPr>
+          <w:tblHeader w:val="false"/>
+        </w:trPr>
+        <w:tc>
+          <w:tcPr>
+            <w:tcW w:type="dxa" w:w="450"/>
+            <w:tcBorders>
+              <w:top w:val="single" w:color="999999" w:sz="4"/>
+              <w:left w:val="single" w:color="999999" w:sz="4"/>
+              <w:bottom w:val="single" w:color="999999" w:sz="4"/>
+              <w:right w:val="single" w:color="999999" w:sz="4"/>
+            </w:tcBorders>
+            <w:tcMar>
+              <w:top w:type="dxa" w:w="60"/>
+              <w:left w:type="dxa" w:w="100"/>
+              <w:bottom w:type="dxa" w:w="60"/>
+              <w:right w:type="dxa" w:w="100"/>
+            </w:tcMar>
+          </w:tcPr>
+          <w:p>
+            <w:pPr>
+              <w:spacing w:after="20" w:line="270"/>
+            </w:pPr>
+            <w:r>
+              <w:rPr>
+                <w:rFonts w:ascii="맑은 고딕" w:cs="맑은 고딕" w:eastAsia="맑은 고딕" w:hAnsi="맑은 고딕"/>
+                <w:sz w:val="18"/>
+                <w:szCs w:val="18"/>
+              </w:rPr>
+              <w:t xml:space="preserve">10</w:t>
+            </w:r>
+          </w:p>
+        </w:tc>
+        <w:tc>
+          <w:tcPr>
+            <w:tcW w:type="dxa" w:w="1700"/>
+            <w:tcBorders>
+              <w:top w:val="single" w:color="999999" w:sz="4"/>
+              <w:left w:val="single" w:color="999999" w:sz="4"/>
+              <w:bottom w:val="single" w:color="999999" w:sz="4"/>
+              <w:right w:val="single" w:color="999999" w:sz="4"/>
+            </w:tcBorders>
+            <w:tcMar>
+              <w:top w:type="dxa" w:w="60"/>
+              <w:left w:type="dxa" w:w="100"/>
+              <w:bottom w:type="dxa" w:w="60"/>
+              <w:right w:type="dxa" w:w="100"/>
+            </w:tcMar>
+          </w:tcPr>
+          <w:p>
+            <w:pPr>
+              <w:spacing w:after="20" w:line="270"/>
+            </w:pPr>
+            <w:r>
+              <w:rPr>
+                <w:rFonts w:ascii="맑은 고딕" w:cs="맑은 고딕" w:eastAsia="맑은 고딕" w:hAnsi="맑은 고딕"/>
+                <w:sz w:val="18"/>
+                <w:szCs w:val="18"/>
+              </w:rPr>
+              <w:t xml:space="preserve">⚠️ 공개 저장소</w:t>
+            </w:r>
+          </w:p>
+        </w:tc>
+        <w:tc>
+          <w:tcPr>
+            <w:tcW w:type="dxa" w:w="3900"/>
+            <w:tcBorders>
+              <w:top w:val="single" w:color="999999" w:sz="4"/>
+              <w:left w:val="single" w:color="999999" w:sz="4"/>
+              <w:bottom w:val="single" w:color="999999" w:sz="4"/>
+              <w:right w:val="single" w:color="999999" w:sz="4"/>
+            </w:tcBorders>
+            <w:tcMar>
+              <w:top w:type="dxa" w:w="60"/>
+              <w:left w:type="dxa" w:w="100"/>
+              <w:bottom w:type="dxa" w:w="60"/>
+              <w:right w:type="dxa" w:w="100"/>
+            </w:tcMar>
+          </w:tcPr>
+          <w:p>
+            <w:pPr>
+              <w:spacing w:after="20" w:line="270"/>
+            </w:pPr>
+            <w:r>
+              <w:rPr>
+                <w:rFonts w:ascii="맑은 고딕" w:cs="맑은 고딕" w:eastAsia="맑은 고딕" w:hAnsi="맑은 고딕"/>
+                <w:sz w:val="18"/>
+                <w:szCs w:val="18"/>
+              </w:rPr>
+              <w:t xml:space="preserve">CowTalk 저장소(GitHub)가 공개 상태라 소스코드를 누구나 볼 수 있음. 제11조 비밀유지 의무의 실효성이 떨어짐</w:t>
+            </w:r>
+          </w:p>
+        </w:tc>
+        <w:tc>
+          <w:tcPr>
+            <w:tcW w:type="dxa" w:w="2976"/>
+            <w:tcBorders>
+              <w:top w:val="single" w:color="999999" w:sz="4"/>
+              <w:left w:val="single" w:color="999999" w:sz="4"/>
+              <w:bottom w:val="single" w:color="999999" w:sz="4"/>
+              <w:right w:val="single" w:color="999999" w:sz="4"/>
+            </w:tcBorders>
+            <w:tcMar>
+              <w:top w:type="dxa" w:w="60"/>
+              <w:left w:type="dxa" w:w="100"/>
+              <w:bottom w:type="dxa" w:w="60"/>
+              <w:right w:type="dxa" w:w="100"/>
+            </w:tcMar>
+          </w:tcPr>
+          <w:p>
+            <w:pPr>
+              <w:spacing w:after="20" w:line="270"/>
+            </w:pPr>
+            <w:r>
+              <w:rPr>
+                <w:rFonts w:ascii="맑은 고딕" w:cs="맑은 고딕" w:eastAsia="맑은 고딕" w:hAnsi="맑은 고딕"/>
+                <w:sz w:val="18"/>
+                <w:szCs w:val="18"/>
+              </w:rPr>
+              <w:t xml:space="preserve">저장소를 비공개로 전환한 뒤 계약 체결 권장</w:t>
+            </w:r>
+          </w:p>
+        </w:tc>
+      </w:tr>
     </w:tbl>
     <w:p>
       <w:r>
@@ -2134,18 +2259,7 @@
           <w:sz w:val="20"/>
           <w:szCs w:val="20"/>
         </w:rPr>
-        <w:t xml:space="preserve">2. 선행 버전 "CowTalk v4.0" 중 갑이 권리를 보유한 부분 </w:t>
-      </w:r>
-      <w:r>
-        <w:rPr>
-          <w:rFonts w:ascii="맑은 고딕" w:cs="맑은 고딕" w:eastAsia="맑은 고딕" w:hAnsi="맑은 고딕"/>
-          <w:b/>
-          <w:bCs/>
-          <w:color w:val="C00000"/>
-          <w:sz w:val="20"/>
-          <w:szCs w:val="20"/>
-        </w:rPr>
-        <w:t xml:space="preserve">【포함 여부 선택】</w:t>
+        <w:t xml:space="preserve">2. 선행 버전 "CowTalk v4.0(ECO-BIT 축산 통합 플랫폼, 저장소 hhj3150/Eco-Bit)" 및 그 개정본 일체</w:t>
       </w:r>
     </w:p>
     <w:p>
@@ -4410,18 +4524,7 @@
                 <w:sz w:val="18"/>
                 <w:szCs w:val="18"/>
               </w:rPr>
-              <w:t xml:space="preserve">CowTalk v4.0 </w:t>
-            </w:r>
-            <w:r>
-              <w:rPr>
-                <w:rFonts w:ascii="맑은 고딕" w:cs="맑은 고딕" w:eastAsia="맑은 고딕" w:hAnsi="맑은 고딕"/>
-                <w:b/>
-                <w:bCs/>
-                <w:color w:val="C00000"/>
-                <w:sz w:val="18"/>
-                <w:szCs w:val="18"/>
-              </w:rPr>
-              <w:t xml:space="preserve">【포함 여부 및 범위 기재】</w:t>
+              <w:t xml:space="preserve">CowTalk v4.0 = ECO-BIT 축산 통합 플랫폼 (비공개 저장소 hhj3150/Eco-Bit, 기준 커밋 83dc9eb, JavaScript 약 5.6만 줄, 창작 2026-03-11 이전, 저작자 하현제 단독)</w:t>
             </w:r>
           </w:p>
         </w:tc>
